--- a/course_development/domains/active_inference_organizations/04_digital_transformation/03_perception/output/study-guides/03_perception-practice_quiz.docx
+++ b/course_development/domains/active_inference_organizations/04_digital_transformation/03_perception/output/study-guides/03_perception-practice_quiz.docx
@@ -4,7 +4,12 @@
   <w:body>
     <w:p>
       <w:r>
-        <w:t>Practice Quiz: Perception</w:t>
+        <w:t>Practice Quiz: Digital Transformation — Module 03: Perception</w:t>
+      </w:r>
+    </w:p>
+    <w:p>
+      <w:r>
+        <w:t>Name : _ _ _  Date : _ _ _</w:t>
       </w:r>
     </w:p>
     <w:p>
@@ -14,98 +19,7 @@
     </w:p>
     <w:p>
       <w:r>
-        <w:t>What is the primary role of Perception in Active Inference?</w:t>
-        <w:br/>
-        <w:t>A) To maximize reward</w:t>
-        <w:br/>
-        <w:t>B) To minimize variational free energy</w:t>
-        <w:br/>
-        <w:t>C) To increase entropy</w:t>
-        <w:br/>
-        <w:t>D) To eliminate the Markov Blanket</w:t>
-      </w:r>
-    </w:p>
-    <w:p>
-      <w:r>
-        <w:t>In Organizations, Perception is best described as:</w:t>
-        <w:br/>
-        <w:t>A) A static property</w:t>
-        <w:br/>
-        <w:t>B) A dynamic process</w:t>
-        <w:br/>
-        <w:t>C) An external state</w:t>
-        <w:br/>
-        <w:t>D) A random variable</w:t>
-      </w:r>
-    </w:p>
-    <w:p>
-      <w:r>
-        <w:t>Which mathematical quantity is most central to Perception?</w:t>
-        <w:br/>
-        <w:t>A) The Lagrangian</w:t>
-        <w:br/>
-        <w:t>B) The expected free energy</w:t>
-        <w:br/>
-        <w:t>C) The surprisal</w:t>
-        <w:br/>
-        <w:t>D) The precision</w:t>
-      </w:r>
-    </w:p>
-    <w:p>
-      <w:r>
-        <w:t>How does Perception relate to the concept of the Generative Model?</w:t>
-        <w:br/>
-        <w:t>A) It is separate from the model</w:t>
-        <w:br/>
-        <w:t>B) It is a component of the model</w:t>
-        <w:br/>
-        <w:t>C) It destroys the model</w:t>
-        <w:br/>
-        <w:t>D) It is only relevant for the environment</w:t>
-      </w:r>
-    </w:p>
-    <w:p>
-      <w:r>
-        <w:t>A failure in Perception would likely result in:</w:t>
-        <w:br/>
-        <w:t>A) Perfect prediction</w:t>
-        <w:br/>
-        <w:t>B) Generalized surprise</w:t>
-        <w:br/>
-        <w:t>C) Immediate death of the agent</w:t>
-        <w:br/>
-        <w:t>D) Zero entropy</w:t>
-      </w:r>
-    </w:p>
-    <w:p>
-      <w:r>
-        <w:t>Which scale is most relevant for analyzing Perception in this course?</w:t>
-        <w:br/>
-        <w:t>A) Quantum</w:t>
-        <w:br/>
-        <w:t>B) Neural</w:t>
-        <w:br/>
-        <w:t>C) Social</w:t>
-        <w:br/>
-        <w:t>D) All of the above</w:t>
-      </w:r>
-    </w:p>
-    <w:p>
-      <w:r>
-        <w:t>Perception connects directly to which other component?</w:t>
-        <w:br/>
-        <w:t>A) The step before it</w:t>
-        <w:br/>
-        <w:t>B) The step after it</w:t>
-        <w:br/>
-        <w:t>C) Both A and B</w:t>
-        <w:br/>
-        <w:t>D) None of the above</w:t>
-      </w:r>
-    </w:p>
-    <w:p>
-      <w:r>
-        <w:t>Part B: Short Answer</w:t>
+        <w:t>Analytics maturity progresses from: A) Cheap to expensive B) Descriptive (what happened) → diagnostic (why) → predictive (what will happen) → prescriptive (what to do) C) Simple to complex D) Fast to slow  Target's pregnancy prediction illustrates: A) Good marketing B) The data-to-decision gap — accurate analytics doesn't automatically produce good organizational action C) Privacy violation D) Technology superiority  Data quality is fundamental because: A) Clean data looks nice B) Errors in perception propagate through all downstream inference — garbage in, garbage out C) Regulators require it D) Data is expensive  Real-time sensing changes organizations by: A) Making them nervous B) Enabling faster inference-action cycles that can respond to the environment as it changes C) Creating more work D) Requiring more servers  The best analytics investment for most organizations is: A) The most advanced AI B) Improving data quality and descriptive analytics before building predictive C) More dashboards D) Hiring data scientists  Data bias distorts organizational perception by: A) Making data biased B) Producing systematically skewed inferences that misrepresent reality C) Being unethical D) Affecting predictions  A/B testing is Active Inference because: A) It uses two groups B) It systematically tests a hypothesis by observing outcomes under different conditions, updating the organization's model C) It's experimental D) It's digital    Part B: Short Analysis</w:t>
       </w:r>
     </w:p>
     <w:sectPr>
